--- a/documentation/manuals/AthleteManual.docx
+++ b/documentation/manuals/AthleteManual.docx
@@ -56,7 +56,7 @@
         <w:t>Student</w:t>
       </w:r>
       <w:r>
-        <w:t xml:space="preserve"> users can browse equipment and request reservations.</w:t>
+        <w:t xml:space="preserve"> users can sign in and wait for approval before reserving equipment.</w:t>
       </w:r>
     </w:p>
     <w:p>
@@ -92,7 +92,7 @@
         <w:t>Athletic Trainer (AT)</w:t>
       </w:r>
       <w:r>
-        <w:t xml:space="preserve"> users can review reservations, manage blocks, and oversee users.</w:t>
+        <w:t xml:space="preserve"> users can review reservations, manage blocks, and manage equipment.</w:t>
       </w:r>
     </w:p>
     <w:p>
@@ -1995,7 +1995,7 @@
         <w:t>Check notifications regularly if you rely on the app for scheduling or approvals.</w:t>
       </w:r>
       <w:r>
-        <w:t xml:space="preserve"> Notifications will stay read until you click “Mark as read”. </w:t>
+        <w:t xml:space="preserve"> Notifications stay unread until you click “Mark as read”. </w:t>
       </w:r>
     </w:p>
     <w:p>
